--- a/DB_API_DESIGN.docx
+++ b/DB_API_DESIGN.docx
@@ -401,6 +401,7 @@
         <w:rPr>
           <w:b/>
           <w:bCs/>
+          <w:noProof/>
         </w:rPr>
       </w:pPr>
       <w:r>
@@ -409,8 +410,57 @@
           <w:bCs/>
           <w:noProof/>
         </w:rPr>
+        <w:t>ER DIAGRAM :</w:t>
+      </w:r>
+    </w:p>
+    <w:p>
+      <w:pPr>
+        <w:rPr>
+          <w:b/>
+          <w:bCs/>
+        </w:rPr>
+      </w:pPr>
+      <w:r>
+        <w:rPr>
+          <w:b/>
+          <w:bCs/>
+        </w:rPr>
         <w:lastRenderedPageBreak/>
-        <w:t>ER DIAGRAM :</w:t>
+        <w:drawing>
+          <wp:inline distT="0" distB="0" distL="0" distR="0" wp14:anchorId="5813ED98" wp14:editId="495A1ED5">
+            <wp:extent cx="5731510" cy="6093460"/>
+            <wp:effectExtent l="0" t="0" r="2540" b="2540"/>
+            <wp:docPr id="4" name="Picture 4"/>
+            <wp:cNvGraphicFramePr>
+              <a:graphicFrameLocks xmlns:a="http://schemas.openxmlformats.org/drawingml/2006/main" noChangeAspect="1"/>
+            </wp:cNvGraphicFramePr>
+            <a:graphic xmlns:a="http://schemas.openxmlformats.org/drawingml/2006/main">
+              <a:graphicData uri="http://schemas.openxmlformats.org/drawingml/2006/picture">
+                <pic:pic xmlns:pic="http://schemas.openxmlformats.org/drawingml/2006/picture">
+                  <pic:nvPicPr>
+                    <pic:cNvPr id="1" name=""/>
+                    <pic:cNvPicPr/>
+                  </pic:nvPicPr>
+                  <pic:blipFill>
+                    <a:blip r:embed="rId5"/>
+                    <a:stretch>
+                      <a:fillRect/>
+                    </a:stretch>
+                  </pic:blipFill>
+                  <pic:spPr>
+                    <a:xfrm>
+                      <a:off x="0" y="0"/>
+                      <a:ext cx="5731510" cy="6093460"/>
+                    </a:xfrm>
+                    <a:prstGeom prst="rect">
+                      <a:avLst/>
+                    </a:prstGeom>
+                  </pic:spPr>
+                </pic:pic>
+              </a:graphicData>
+            </a:graphic>
+          </wp:inline>
+        </w:drawing>
       </w:r>
       <w:r>
         <w:rPr>
@@ -418,6 +468,7 @@
           <w:bCs/>
           <w:noProof/>
         </w:rPr>
+        <w:lastRenderedPageBreak/>
         <w:drawing>
           <wp:inline distT="0" distB="0" distL="0" distR="0" wp14:anchorId="3FCCFA1A" wp14:editId="3C50567B">
             <wp:extent cx="5731510" cy="6096181"/>
@@ -436,7 +487,7 @@
                     </pic:cNvPicPr>
                   </pic:nvPicPr>
                   <pic:blipFill rotWithShape="1">
-                    <a:blip r:embed="rId5">
+                    <a:blip r:embed="rId6">
                       <a:extLst>
                         <a:ext uri="{28A0092B-C50C-407E-A947-70E740481C1C}">
                           <a14:useLocalDpi xmlns:a14="http://schemas.microsoft.com/office/drawing/2010/main" val="0"/>
@@ -561,7 +612,6 @@
           <w:bCs/>
           <w:u w:val="single"/>
         </w:rPr>
-        <w:lastRenderedPageBreak/>
         <w:t xml:space="preserve">Data </w:t>
       </w:r>
       <w:proofErr w:type="gramStart"/>
@@ -580,6 +630,7 @@
         <w:pStyle w:val="Heading3"/>
       </w:pPr>
       <w:r>
+        <w:lastRenderedPageBreak/>
         <w:t>1️</w:t>
       </w:r>
       <w:r>
@@ -745,13 +796,7 @@
         <w:rPr>
           <w:rStyle w:val="HTMLCode"/>
         </w:rPr>
-        <w:t xml:space="preserve"> </w:t>
-      </w:r>
-      <w:r>
-        <w:rPr>
-          <w:rStyle w:val="HTMLCode"/>
-        </w:rPr>
-        <w:t>Enum</w:t>
+        <w:t xml:space="preserve"> Enum</w:t>
       </w:r>
       <w:r>
         <w:rPr>
@@ -990,13 +1035,7 @@
         <w:rPr>
           <w:rStyle w:val="HTMLCode"/>
         </w:rPr>
-        <w:t xml:space="preserve"> </w:t>
-      </w:r>
-      <w:r>
-        <w:rPr>
-          <w:rStyle w:val="HTMLCode"/>
-        </w:rPr>
-        <w:t>Enum</w:t>
+        <w:t xml:space="preserve"> Enum</w:t>
       </w:r>
       <w:r>
         <w:rPr>
@@ -1997,7 +2036,6 @@
         <w:rPr>
           <w:rStyle w:val="HTMLCode"/>
         </w:rPr>
-        <w:lastRenderedPageBreak/>
         <w:t xml:space="preserve">  status</w:t>
       </w:r>
       <w:r>
@@ -2144,6 +2182,7 @@
         <w:rPr>
           <w:rStyle w:val="HTMLCode"/>
         </w:rPr>
+        <w:lastRenderedPageBreak/>
         <w:t xml:space="preserve">  </w:t>
       </w:r>
       <w:proofErr w:type="spellStart"/>
@@ -2593,19 +2632,7 @@
         <w:rPr>
           <w:rStyle w:val="HTMLCode"/>
         </w:rPr>
-        <w:t xml:space="preserve"> </w:t>
-      </w:r>
-      <w:r>
-        <w:rPr>
-          <w:rStyle w:val="HTMLCode"/>
-        </w:rPr>
-        <w:t>Enum</w:t>
-      </w:r>
-      <w:r>
-        <w:rPr>
-          <w:rStyle w:val="HTMLCode"/>
-        </w:rPr>
-        <w:t xml:space="preserve">            </w:t>
+        <w:t xml:space="preserve"> Enum            </w:t>
       </w:r>
       <w:r>
         <w:rPr>
@@ -3474,6 +3501,7 @@
         <w:rPr>
           <w:rStyle w:val="HTMLCode"/>
         </w:rPr>
+        <w:lastRenderedPageBreak/>
         <w:t xml:space="preserve">  </w:t>
       </w:r>
       <w:r>
@@ -5169,21 +5197,21 @@
           <w:sz w:val="24"/>
           <w:szCs w:val="24"/>
         </w:rPr>
+        <w:t xml:space="preserve">API DESIGN </w:t>
+      </w:r>
+    </w:p>
+    <w:p>
+      <w:pPr>
+        <w:pStyle w:val="Heading1"/>
+        <w:rPr>
+          <w:color w:val="000000" w:themeColor="text1"/>
+        </w:rPr>
+      </w:pPr>
+      <w:r>
+        <w:rPr>
+          <w:color w:val="000000" w:themeColor="text1"/>
+        </w:rPr>
         <w:lastRenderedPageBreak/>
-        <w:t xml:space="preserve">API DESIGN </w:t>
-      </w:r>
-    </w:p>
-    <w:p>
-      <w:pPr>
-        <w:pStyle w:val="Heading1"/>
-        <w:rPr>
-          <w:color w:val="000000" w:themeColor="text1"/>
-        </w:rPr>
-      </w:pPr>
-      <w:r>
-        <w:rPr>
-          <w:color w:val="000000" w:themeColor="text1"/>
-        </w:rPr>
         <w:t>Vehicle Service Management System</w:t>
       </w:r>
     </w:p>
@@ -5983,7 +6011,7 @@
     <w:p>
       <w:r>
         <w:pict w14:anchorId="70268AC3">
-          <v:rect id="_x0000_i1028" style="width:0;height:1.5pt" o:hralign="center" o:hrstd="t" o:hr="t" fillcolor="#a0a0a0" stroked="f"/>
+          <v:rect id="_x0000_i1027" style="width:0;height:1.5pt" o:hralign="center" o:hrstd="t" o:hr="t" fillcolor="#a0a0a0" stroked="f"/>
         </w:pict>
       </w:r>
     </w:p>
@@ -6391,7 +6419,7 @@
     <w:p>
       <w:r>
         <w:pict w14:anchorId="11A64F82">
-          <v:rect id="_x0000_i1029" style="width:0;height:1.5pt" o:hralign="center" o:hrstd="t" o:hr="t" fillcolor="#a0a0a0" stroked="f"/>
+          <v:rect id="_x0000_i1028" style="width:0;height:1.5pt" o:hralign="center" o:hrstd="t" o:hr="t" fillcolor="#a0a0a0" stroked="f"/>
         </w:pict>
       </w:r>
     </w:p>
@@ -6842,7 +6870,7 @@
     <w:p>
       <w:r>
         <w:pict w14:anchorId="3444DAA9">
-          <v:rect id="_x0000_i1030" style="width:0;height:1.5pt" o:hralign="center" o:hrstd="t" o:hr="t" fillcolor="#a0a0a0" stroked="f"/>
+          <v:rect id="_x0000_i1029" style="width:0;height:1.5pt" o:hralign="center" o:hrstd="t" o:hr="t" fillcolor="#a0a0a0" stroked="f"/>
         </w:pict>
       </w:r>
     </w:p>
@@ -7132,7 +7160,7 @@
     <w:p>
       <w:r>
         <w:pict w14:anchorId="50855438">
-          <v:rect id="_x0000_i1031" style="width:0;height:1.5pt" o:hralign="center" o:hrstd="t" o:hr="t" fillcolor="#a0a0a0" stroked="f"/>
+          <v:rect id="_x0000_i1030" style="width:0;height:1.5pt" o:hralign="center" o:hrstd="t" o:hr="t" fillcolor="#a0a0a0" stroked="f"/>
         </w:pict>
       </w:r>
     </w:p>
@@ -7894,7 +7922,7 @@
     <w:p>
       <w:r>
         <w:pict w14:anchorId="52C31DFC">
-          <v:rect id="_x0000_i1032" style="width:0;height:1.5pt" o:hralign="center" o:hrstd="t" o:hr="t" fillcolor="#a0a0a0" stroked="f"/>
+          <v:rect id="_x0000_i1031" style="width:0;height:1.5pt" o:hralign="center" o:hrstd="t" o:hr="t" fillcolor="#a0a0a0" stroked="f"/>
         </w:pict>
       </w:r>
     </w:p>
@@ -8674,6 +8702,7 @@
   <w:style w:type="character" w:default="1" w:styleId="DefaultParagraphFont">
     <w:name w:val="Default Paragraph Font"/>
     <w:uiPriority w:val="1"/>
+    <w:semiHidden/>
     <w:unhideWhenUsed/>
   </w:style>
   <w:style w:type="table" w:default="1" w:styleId="TableNormal">
